--- a/Arduino/Leccion-Sensor_de_temperatura HDT11/Sensor Tem-Hum DHT11.docx
+++ b/Arduino/Leccion-Sensor_de_temperatura HDT11/Sensor Tem-Hum DHT11.docx
@@ -2398,7 +2398,7 @@
     <w:p>
       <w:pPr>
         <w:shd w:val="clear" w:color="auto" w:fill="FFFFFF"/>
-        <w:spacing w:after="0" w:line="285" w:lineRule="atLeast"/>
+        <w:spacing w:after="0" w:line="240" w:lineRule="exact"/>
         <w:rPr>
           <w:rFonts w:ascii="Consolas" w:eastAsia="Times New Roman" w:hAnsi="Consolas" w:cs="Times New Roman"/>
           <w:color w:val="4E5B61"/>
@@ -2475,7 +2475,7 @@
     <w:p>
       <w:pPr>
         <w:shd w:val="clear" w:color="auto" w:fill="FFFFFF"/>
-        <w:spacing w:after="0" w:line="285" w:lineRule="atLeast"/>
+        <w:spacing w:after="0" w:line="240" w:lineRule="exact"/>
         <w:rPr>
           <w:rFonts w:ascii="Consolas" w:eastAsia="Times New Roman" w:hAnsi="Consolas" w:cs="Times New Roman"/>
           <w:color w:val="4E5B61"/>
@@ -2572,20 +2572,20 @@
     <w:p>
       <w:pPr>
         <w:shd w:val="clear" w:color="auto" w:fill="FFFFFF"/>
-        <w:spacing w:after="0" w:line="285" w:lineRule="atLeast"/>
-        <w:rPr>
-          <w:rFonts w:ascii="Consolas" w:eastAsia="Times New Roman" w:hAnsi="Consolas" w:cs="Times New Roman"/>
-          <w:color w:val="4E5B61"/>
-          <w:sz w:val="20"/>
-          <w:szCs w:val="20"/>
-          <w:lang w:eastAsia="es-AR"/>
-        </w:rPr>
-      </w:pPr>
-    </w:p>
-    <w:p>
-      <w:pPr>
-        <w:shd w:val="clear" w:color="auto" w:fill="FFFFFF"/>
-        <w:spacing w:after="0" w:line="285" w:lineRule="atLeast"/>
+        <w:spacing w:after="0" w:line="240" w:lineRule="exact"/>
+        <w:rPr>
+          <w:rFonts w:ascii="Consolas" w:eastAsia="Times New Roman" w:hAnsi="Consolas" w:cs="Times New Roman"/>
+          <w:color w:val="4E5B61"/>
+          <w:sz w:val="20"/>
+          <w:szCs w:val="20"/>
+          <w:lang w:eastAsia="es-AR"/>
+        </w:rPr>
+      </w:pPr>
+    </w:p>
+    <w:p>
+      <w:pPr>
+        <w:shd w:val="clear" w:color="auto" w:fill="FFFFFF"/>
+        <w:spacing w:after="0" w:line="240" w:lineRule="exact"/>
         <w:rPr>
           <w:rFonts w:ascii="Consolas" w:eastAsia="Times New Roman" w:hAnsi="Consolas" w:cs="Times New Roman"/>
           <w:color w:val="4E5B61"/>
@@ -2644,7 +2644,7 @@
     <w:p>
       <w:pPr>
         <w:shd w:val="clear" w:color="auto" w:fill="FFFFFF"/>
-        <w:spacing w:after="0" w:line="285" w:lineRule="atLeast"/>
+        <w:spacing w:after="0" w:line="240" w:lineRule="exact"/>
         <w:rPr>
           <w:rFonts w:ascii="Consolas" w:eastAsia="Times New Roman" w:hAnsi="Consolas" w:cs="Times New Roman"/>
           <w:color w:val="4E5B61"/>
@@ -2667,7 +2667,7 @@
     <w:p>
       <w:pPr>
         <w:shd w:val="clear" w:color="auto" w:fill="FFFFFF"/>
-        <w:spacing w:after="0" w:line="285" w:lineRule="atLeast"/>
+        <w:spacing w:after="0" w:line="240" w:lineRule="exact"/>
         <w:rPr>
           <w:rFonts w:ascii="Consolas" w:eastAsia="Times New Roman" w:hAnsi="Consolas" w:cs="Times New Roman"/>
           <w:color w:val="4E5B61"/>
@@ -2764,7 +2764,7 @@
     <w:p>
       <w:pPr>
         <w:shd w:val="clear" w:color="auto" w:fill="FFFFFF"/>
-        <w:spacing w:after="0" w:line="285" w:lineRule="atLeast"/>
+        <w:spacing w:after="0" w:line="240" w:lineRule="exact"/>
         <w:rPr>
           <w:rFonts w:ascii="Consolas" w:eastAsia="Times New Roman" w:hAnsi="Consolas" w:cs="Times New Roman"/>
           <w:color w:val="4E5B61"/>
@@ -2861,7 +2861,7 @@
     <w:p>
       <w:pPr>
         <w:shd w:val="clear" w:color="auto" w:fill="FFFFFF"/>
-        <w:spacing w:after="0" w:line="285" w:lineRule="atLeast"/>
+        <w:spacing w:after="0" w:line="240" w:lineRule="exact"/>
         <w:rPr>
           <w:rFonts w:ascii="Consolas" w:eastAsia="Times New Roman" w:hAnsi="Consolas" w:cs="Times New Roman"/>
           <w:color w:val="4E5B61"/>
@@ -2948,7 +2948,7 @@
     <w:p>
       <w:pPr>
         <w:shd w:val="clear" w:color="auto" w:fill="FFFFFF"/>
-        <w:spacing w:after="0" w:line="285" w:lineRule="atLeast"/>
+        <w:spacing w:after="0" w:line="240" w:lineRule="exact"/>
         <w:rPr>
           <w:rFonts w:ascii="Consolas" w:eastAsia="Times New Roman" w:hAnsi="Consolas" w:cs="Times New Roman"/>
           <w:color w:val="4E5B61"/>
@@ -2971,20 +2971,20 @@
     <w:p>
       <w:pPr>
         <w:shd w:val="clear" w:color="auto" w:fill="FFFFFF"/>
-        <w:spacing w:after="0" w:line="285" w:lineRule="atLeast"/>
-        <w:rPr>
-          <w:rFonts w:ascii="Consolas" w:eastAsia="Times New Roman" w:hAnsi="Consolas" w:cs="Times New Roman"/>
-          <w:color w:val="4E5B61"/>
-          <w:sz w:val="20"/>
-          <w:szCs w:val="20"/>
-          <w:lang w:eastAsia="es-AR"/>
-        </w:rPr>
-      </w:pPr>
-    </w:p>
-    <w:p>
-      <w:pPr>
-        <w:shd w:val="clear" w:color="auto" w:fill="FFFFFF"/>
-        <w:spacing w:after="0" w:line="285" w:lineRule="atLeast"/>
+        <w:spacing w:after="0" w:line="240" w:lineRule="exact"/>
+        <w:rPr>
+          <w:rFonts w:ascii="Consolas" w:eastAsia="Times New Roman" w:hAnsi="Consolas" w:cs="Times New Roman"/>
+          <w:color w:val="4E5B61"/>
+          <w:sz w:val="20"/>
+          <w:szCs w:val="20"/>
+          <w:lang w:eastAsia="es-AR"/>
+        </w:rPr>
+      </w:pPr>
+    </w:p>
+    <w:p>
+      <w:pPr>
+        <w:shd w:val="clear" w:color="auto" w:fill="FFFFFF"/>
+        <w:spacing w:after="0" w:line="240" w:lineRule="exact"/>
         <w:rPr>
           <w:rFonts w:ascii="Consolas" w:eastAsia="Times New Roman" w:hAnsi="Consolas" w:cs="Times New Roman"/>
           <w:color w:val="4E5B61"/>
@@ -3043,7 +3043,7 @@
     <w:p>
       <w:pPr>
         <w:shd w:val="clear" w:color="auto" w:fill="FFFFFF"/>
-        <w:spacing w:after="0" w:line="285" w:lineRule="atLeast"/>
+        <w:spacing w:after="0" w:line="240" w:lineRule="exact"/>
         <w:rPr>
           <w:rFonts w:ascii="Consolas" w:eastAsia="Times New Roman" w:hAnsi="Consolas" w:cs="Times New Roman"/>
           <w:color w:val="4E5B61"/>
@@ -3066,7 +3066,7 @@
     <w:p>
       <w:pPr>
         <w:shd w:val="clear" w:color="auto" w:fill="FFFFFF"/>
-        <w:spacing w:after="0" w:line="285" w:lineRule="atLeast"/>
+        <w:spacing w:after="0" w:line="240" w:lineRule="exact"/>
         <w:rPr>
           <w:rFonts w:ascii="Consolas" w:eastAsia="Times New Roman" w:hAnsi="Consolas" w:cs="Times New Roman"/>
           <w:color w:val="4E5B61"/>
@@ -3089,7 +3089,7 @@
     <w:p>
       <w:pPr>
         <w:shd w:val="clear" w:color="auto" w:fill="FFFFFF"/>
-        <w:spacing w:after="0" w:line="285" w:lineRule="atLeast"/>
+        <w:spacing w:after="0" w:line="240" w:lineRule="exact"/>
         <w:rPr>
           <w:rFonts w:ascii="Consolas" w:eastAsia="Times New Roman" w:hAnsi="Consolas" w:cs="Times New Roman"/>
           <w:color w:val="4E5B61"/>
@@ -3188,7 +3188,7 @@
     <w:p>
       <w:pPr>
         <w:shd w:val="clear" w:color="auto" w:fill="FFFFFF"/>
-        <w:spacing w:after="0" w:line="285" w:lineRule="atLeast"/>
+        <w:spacing w:after="0" w:line="240" w:lineRule="exact"/>
         <w:rPr>
           <w:rFonts w:ascii="Consolas" w:eastAsia="Times New Roman" w:hAnsi="Consolas" w:cs="Times New Roman"/>
           <w:color w:val="4E5B61"/>
@@ -3287,20 +3287,20 @@
     <w:p>
       <w:pPr>
         <w:shd w:val="clear" w:color="auto" w:fill="FFFFFF"/>
-        <w:spacing w:after="0" w:line="285" w:lineRule="atLeast"/>
-        <w:rPr>
-          <w:rFonts w:ascii="Consolas" w:eastAsia="Times New Roman" w:hAnsi="Consolas" w:cs="Times New Roman"/>
-          <w:color w:val="4E5B61"/>
-          <w:sz w:val="20"/>
-          <w:szCs w:val="20"/>
-          <w:lang w:eastAsia="es-AR"/>
-        </w:rPr>
-      </w:pPr>
-    </w:p>
-    <w:p>
-      <w:pPr>
-        <w:shd w:val="clear" w:color="auto" w:fill="FFFFFF"/>
-        <w:spacing w:after="0" w:line="285" w:lineRule="atLeast"/>
+        <w:spacing w:after="0" w:line="240" w:lineRule="exact"/>
+        <w:rPr>
+          <w:rFonts w:ascii="Consolas" w:eastAsia="Times New Roman" w:hAnsi="Consolas" w:cs="Times New Roman"/>
+          <w:color w:val="4E5B61"/>
+          <w:sz w:val="20"/>
+          <w:szCs w:val="20"/>
+          <w:lang w:eastAsia="es-AR"/>
+        </w:rPr>
+      </w:pPr>
+    </w:p>
+    <w:p>
+      <w:pPr>
+        <w:shd w:val="clear" w:color="auto" w:fill="FFFFFF"/>
+        <w:spacing w:after="0" w:line="240" w:lineRule="exact"/>
         <w:ind w:left="210"/>
         <w:rPr>
           <w:rFonts w:ascii="Consolas" w:eastAsia="Times New Roman" w:hAnsi="Consolas" w:cs="Times New Roman"/>
@@ -3344,7 +3344,7 @@
     <w:p>
       <w:pPr>
         <w:shd w:val="clear" w:color="auto" w:fill="FFFFFF"/>
-        <w:spacing w:after="0" w:line="285" w:lineRule="atLeast"/>
+        <w:spacing w:after="0" w:line="240" w:lineRule="exact"/>
         <w:rPr>
           <w:rFonts w:ascii="Consolas" w:eastAsia="Times New Roman" w:hAnsi="Consolas" w:cs="Times New Roman"/>
           <w:color w:val="4E5B61"/>
@@ -3485,7 +3485,7 @@
     <w:p>
       <w:pPr>
         <w:shd w:val="clear" w:color="auto" w:fill="FFFFFF"/>
-        <w:spacing w:after="0" w:line="285" w:lineRule="atLeast"/>
+        <w:spacing w:after="0" w:line="240" w:lineRule="exact"/>
         <w:rPr>
           <w:rFonts w:ascii="Consolas" w:eastAsia="Times New Roman" w:hAnsi="Consolas" w:cs="Times New Roman"/>
           <w:color w:val="4E5B61"/>
@@ -3518,7 +3518,7 @@
     <w:p>
       <w:pPr>
         <w:shd w:val="clear" w:color="auto" w:fill="FFFFFF"/>
-        <w:spacing w:after="0" w:line="285" w:lineRule="atLeast"/>
+        <w:spacing w:after="0" w:line="240" w:lineRule="exact"/>
         <w:rPr>
           <w:rFonts w:ascii="Consolas" w:eastAsia="Times New Roman" w:hAnsi="Consolas" w:cs="Times New Roman"/>
           <w:color w:val="4E5B61"/>
@@ -3615,7 +3615,7 @@
     <w:p>
       <w:pPr>
         <w:shd w:val="clear" w:color="auto" w:fill="FFFFFF"/>
-        <w:spacing w:after="0" w:line="285" w:lineRule="atLeast"/>
+        <w:spacing w:after="0" w:line="240" w:lineRule="exact"/>
         <w:rPr>
           <w:rFonts w:ascii="Consolas" w:eastAsia="Times New Roman" w:hAnsi="Consolas" w:cs="Times New Roman"/>
           <w:color w:val="4E5B61"/>
@@ -3648,7 +3648,7 @@
     <w:p>
       <w:pPr>
         <w:shd w:val="clear" w:color="auto" w:fill="FFFFFF"/>
-        <w:spacing w:after="0" w:line="285" w:lineRule="atLeast"/>
+        <w:spacing w:after="0" w:line="240" w:lineRule="exact"/>
         <w:rPr>
           <w:rFonts w:ascii="Consolas" w:eastAsia="Times New Roman" w:hAnsi="Consolas" w:cs="Times New Roman"/>
           <w:color w:val="4E5B61"/>
@@ -3685,7 +3685,7 @@
     <w:p>
       <w:pPr>
         <w:shd w:val="clear" w:color="auto" w:fill="FFFFFF"/>
-        <w:spacing w:after="0" w:line="285" w:lineRule="atLeast"/>
+        <w:spacing w:after="0" w:line="240" w:lineRule="exact"/>
         <w:rPr>
           <w:rFonts w:ascii="Consolas" w:eastAsia="Times New Roman" w:hAnsi="Consolas" w:cs="Times New Roman"/>
           <w:color w:val="4E5B61"/>
@@ -3718,7 +3718,7 @@
     <w:p>
       <w:pPr>
         <w:shd w:val="clear" w:color="auto" w:fill="FFFFFF"/>
-        <w:spacing w:after="0" w:line="285" w:lineRule="atLeast"/>
+        <w:spacing w:after="0" w:line="240" w:lineRule="exact"/>
         <w:rPr>
           <w:rFonts w:ascii="Consolas" w:eastAsia="Times New Roman" w:hAnsi="Consolas" w:cs="Times New Roman"/>
           <w:color w:val="4E5B61"/>
@@ -3959,7 +3959,7 @@
     <w:p>
       <w:pPr>
         <w:shd w:val="clear" w:color="auto" w:fill="FFFFFF"/>
-        <w:spacing w:after="0" w:line="285" w:lineRule="atLeast"/>
+        <w:spacing w:after="0" w:line="240" w:lineRule="exact"/>
         <w:rPr>
           <w:rFonts w:ascii="Consolas" w:eastAsia="Times New Roman" w:hAnsi="Consolas" w:cs="Times New Roman"/>
           <w:color w:val="4E5B61"/>
@@ -4200,7 +4200,7 @@
     <w:p>
       <w:pPr>
         <w:shd w:val="clear" w:color="auto" w:fill="FFFFFF"/>
-        <w:spacing w:after="0" w:line="285" w:lineRule="atLeast"/>
+        <w:spacing w:after="0" w:line="240" w:lineRule="exact"/>
         <w:rPr>
           <w:rFonts w:ascii="Consolas" w:eastAsia="Times New Roman" w:hAnsi="Consolas" w:cs="Times New Roman"/>
           <w:color w:val="4E5B61"/>
@@ -4233,7 +4233,7 @@
     <w:p>
       <w:pPr>
         <w:shd w:val="clear" w:color="auto" w:fill="FFFFFF"/>
-        <w:spacing w:after="0" w:line="285" w:lineRule="atLeast"/>
+        <w:spacing w:after="0" w:line="240" w:lineRule="exact"/>
         <w:rPr>
           <w:rFonts w:ascii="Consolas" w:eastAsia="Times New Roman" w:hAnsi="Consolas" w:cs="Times New Roman"/>
           <w:color w:val="4E5B61"/>
@@ -4310,7 +4310,7 @@
     <w:p>
       <w:pPr>
         <w:shd w:val="clear" w:color="auto" w:fill="FFFFFF"/>
-        <w:spacing w:after="0" w:line="285" w:lineRule="atLeast"/>
+        <w:spacing w:after="0" w:line="240" w:lineRule="exact"/>
         <w:rPr>
           <w:rFonts w:ascii="Consolas" w:eastAsia="Times New Roman" w:hAnsi="Consolas" w:cs="Times New Roman"/>
           <w:color w:val="4E5B61"/>
@@ -4345,6 +4345,8 @@
           <w:szCs w:val="20"/>
         </w:rPr>
       </w:pPr>
+      <w:bookmarkStart w:id="0" w:name="_GoBack"/>
+      <w:bookmarkEnd w:id="0"/>
     </w:p>
     <w:p>
       <w:pPr>
@@ -4382,8 +4384,6 @@
       <w:r>
         <w:t xml:space="preserve">Hacer un programa que active una sirena si la temperatura supera un determinado valor de referencia. </w:t>
       </w:r>
-      <w:bookmarkStart w:id="0" w:name="_GoBack"/>
-      <w:bookmarkEnd w:id="0"/>
     </w:p>
     <w:sectPr>
       <w:headerReference w:type="default" r:id="rId13"/>
@@ -4467,7 +4467,7 @@
             <w:noProof/>
             <w:lang w:val="es-ES"/>
           </w:rPr>
-          <w:t>4</w:t>
+          <w:t>3</w:t>
         </w:r>
         <w:r>
           <w:fldChar w:fldCharType="end"/>
@@ -6716,7 +6716,7 @@
 </file>
 
 <file path=customXml/itemProps1.xml><?xml version="1.0" encoding="utf-8"?>
-<ds:datastoreItem xmlns:ds="http://schemas.openxmlformats.org/officeDocument/2006/customXml" ds:itemID="{90420226-1AD3-4890-BD8D-9D89FB7991EF}">
+<ds:datastoreItem xmlns:ds="http://schemas.openxmlformats.org/officeDocument/2006/customXml" ds:itemID="{C01E6DAF-8499-44B3-9F76-0F8502C7FF71}">
   <ds:schemaRefs>
     <ds:schemaRef ds:uri="http://schemas.openxmlformats.org/officeDocument/2006/bibliography"/>
   </ds:schemaRefs>
